--- a/NomCom/Candidate A/Principal VP Rating Summary BCT-AAW.docx
+++ b/NomCom/Candidate A/Principal VP Rating Summary BCT-AAW.docx
@@ -378,7 +378,6 @@
                   <w14:uncheckedState w14:val="2610" w14:font="MS Gothic"/>
                 </w14:checkbox>
               </w:sdtPr>
-              <w:sdtEndPr/>
               <w:sdtContent>
                 <w:r>
                   <w:rPr>
@@ -459,7 +458,6 @@
                   <w14:uncheckedState w14:val="2610" w14:font="MS Gothic"/>
                 </w14:checkbox>
               </w:sdtPr>
-              <w:sdtEndPr/>
               <w:sdtContent>
                 <w:r>
                   <w:rPr>
@@ -550,7 +548,6 @@
                   <w14:uncheckedState w14:val="2610" w14:font="MS Gothic"/>
                 </w14:checkbox>
               </w:sdtPr>
-              <w:sdtEndPr/>
               <w:sdtContent>
                 <w:r>
                   <w:rPr>
@@ -612,7 +609,6 @@
                   <w14:uncheckedState w14:val="2610" w14:font="MS Gothic"/>
                 </w14:checkbox>
               </w:sdtPr>
-              <w:sdtEndPr/>
               <w:sdtContent>
                 <w:r>
                   <w:rPr>
@@ -870,7 +866,6 @@
                   <w14:uncheckedState w14:val="2610" w14:font="MS Gothic"/>
                 </w14:checkbox>
               </w:sdtPr>
-              <w:sdtEndPr/>
               <w:sdtContent>
                 <w:r>
                   <w:rPr>
@@ -951,7 +946,6 @@
                   <w14:uncheckedState w14:val="2610" w14:font="MS Gothic"/>
                 </w14:checkbox>
               </w:sdtPr>
-              <w:sdtEndPr/>
               <w:sdtContent>
                 <w:r>
                   <w:rPr>
@@ -1042,7 +1036,6 @@
                   <w14:uncheckedState w14:val="2610" w14:font="MS Gothic"/>
                 </w14:checkbox>
               </w:sdtPr>
-              <w:sdtEndPr/>
               <w:sdtContent>
                 <w:r>
                   <w:rPr>
@@ -1104,7 +1097,6 @@
                   <w14:uncheckedState w14:val="2610" w14:font="MS Gothic"/>
                 </w14:checkbox>
               </w:sdtPr>
-              <w:sdtEndPr/>
               <w:sdtContent>
                 <w:r>
                   <w:rPr>
@@ -1361,7 +1353,6 @@
                   <w14:uncheckedState w14:val="2610" w14:font="MS Gothic"/>
                 </w14:checkbox>
               </w:sdtPr>
-              <w:sdtEndPr/>
               <w:sdtContent>
                 <w:r>
                   <w:rPr>
@@ -1442,7 +1433,6 @@
                   <w14:uncheckedState w14:val="2610" w14:font="MS Gothic"/>
                 </w14:checkbox>
               </w:sdtPr>
-              <w:sdtEndPr/>
               <w:sdtContent>
                 <w:r>
                   <w:rPr>
@@ -1533,7 +1523,6 @@
                   <w14:uncheckedState w14:val="2610" w14:font="MS Gothic"/>
                 </w14:checkbox>
               </w:sdtPr>
-              <w:sdtEndPr/>
               <w:sdtContent>
                 <w:r>
                   <w:rPr>
@@ -1595,7 +1584,6 @@
                   <w14:uncheckedState w14:val="2610" w14:font="MS Gothic"/>
                 </w14:checkbox>
               </w:sdtPr>
-              <w:sdtEndPr/>
               <w:sdtContent>
                 <w:r>
                   <w:rPr>
@@ -1849,7 +1837,6 @@
                   <w14:uncheckedState w14:val="2610" w14:font="MS Gothic"/>
                 </w14:checkbox>
               </w:sdtPr>
-              <w:sdtEndPr/>
               <w:sdtContent>
                 <w:r>
                   <w:rPr>
@@ -1930,7 +1917,6 @@
                   <w14:uncheckedState w14:val="2610" w14:font="MS Gothic"/>
                 </w14:checkbox>
               </w:sdtPr>
-              <w:sdtEndPr/>
               <w:sdtContent>
                 <w:r>
                   <w:rPr>
@@ -2021,7 +2007,6 @@
                   <w14:uncheckedState w14:val="2610" w14:font="MS Gothic"/>
                 </w14:checkbox>
               </w:sdtPr>
-              <w:sdtEndPr/>
               <w:sdtContent>
                 <w:r>
                   <w:rPr>
@@ -2083,7 +2068,6 @@
                   <w14:uncheckedState w14:val="2610" w14:font="MS Gothic"/>
                 </w14:checkbox>
               </w:sdtPr>
-              <w:sdtEndPr/>
               <w:sdtContent>
                 <w:r>
                   <w:rPr>
@@ -2491,7 +2475,6 @@
                   <w14:uncheckedState w14:val="2610" w14:font="MS Gothic"/>
                 </w14:checkbox>
               </w:sdtPr>
-              <w:sdtEndPr/>
               <w:sdtContent>
                 <w:r>
                   <w:rPr>
@@ -2572,7 +2555,6 @@
                   <w14:uncheckedState w14:val="2610" w14:font="MS Gothic"/>
                 </w14:checkbox>
               </w:sdtPr>
-              <w:sdtEndPr/>
               <w:sdtContent>
                 <w:r>
                   <w:rPr>
@@ -2663,7 +2645,6 @@
                   <w14:uncheckedState w14:val="2610" w14:font="MS Gothic"/>
                 </w14:checkbox>
               </w:sdtPr>
-              <w:sdtEndPr/>
               <w:sdtContent>
                 <w:r>
                   <w:rPr>
@@ -2725,7 +2706,6 @@
                   <w14:uncheckedState w14:val="2610" w14:font="MS Gothic"/>
                 </w14:checkbox>
               </w:sdtPr>
-              <w:sdtEndPr/>
               <w:sdtContent>
                 <w:r>
                   <w:rPr>
@@ -2995,7 +2975,6 @@
                   <w14:uncheckedState w14:val="2610" w14:font="MS Gothic"/>
                 </w14:checkbox>
               </w:sdtPr>
-              <w:sdtEndPr/>
               <w:sdtContent>
                 <w:r>
                   <w:rPr>
@@ -3076,7 +3055,6 @@
                   <w14:uncheckedState w14:val="2610" w14:font="MS Gothic"/>
                 </w14:checkbox>
               </w:sdtPr>
-              <w:sdtEndPr/>
               <w:sdtContent>
                 <w:r>
                   <w:rPr>
@@ -3167,7 +3145,6 @@
                   <w14:uncheckedState w14:val="2610" w14:font="MS Gothic"/>
                 </w14:checkbox>
               </w:sdtPr>
-              <w:sdtEndPr/>
               <w:sdtContent>
                 <w:r>
                   <w:rPr>
@@ -3229,7 +3206,6 @@
                   <w14:uncheckedState w14:val="2610" w14:font="MS Gothic"/>
                 </w14:checkbox>
               </w:sdtPr>
-              <w:sdtEndPr/>
               <w:sdtContent>
                 <w:r>
                   <w:rPr>
@@ -3501,7 +3477,6 @@
                   <w14:uncheckedState w14:val="2610" w14:font="MS Gothic"/>
                 </w14:checkbox>
               </w:sdtPr>
-              <w:sdtEndPr/>
               <w:sdtContent>
                 <w:r>
                   <w:rPr>
@@ -3582,7 +3557,6 @@
                   <w14:uncheckedState w14:val="2610" w14:font="MS Gothic"/>
                 </w14:checkbox>
               </w:sdtPr>
-              <w:sdtEndPr/>
               <w:sdtContent>
                 <w:r>
                   <w:rPr>
@@ -3673,7 +3647,6 @@
                   <w14:uncheckedState w14:val="2610" w14:font="MS Gothic"/>
                 </w14:checkbox>
               </w:sdtPr>
-              <w:sdtEndPr/>
               <w:sdtContent>
                 <w:r>
                   <w:rPr>
@@ -3735,7 +3708,6 @@
                   <w14:uncheckedState w14:val="2610" w14:font="MS Gothic"/>
                 </w14:checkbox>
               </w:sdtPr>
-              <w:sdtEndPr/>
               <w:sdtContent>
                 <w:r>
                   <w:rPr>
@@ -3999,7 +3971,6 @@
                   <w14:uncheckedState w14:val="2610" w14:font="MS Gothic"/>
                 </w14:checkbox>
               </w:sdtPr>
-              <w:sdtEndPr/>
               <w:sdtContent>
                 <w:r>
                   <w:rPr>
@@ -4080,7 +4051,6 @@
                   <w14:uncheckedState w14:val="2610" w14:font="MS Gothic"/>
                 </w14:checkbox>
               </w:sdtPr>
-              <w:sdtEndPr/>
               <w:sdtContent>
                 <w:r>
                   <w:rPr>
@@ -4171,7 +4141,6 @@
                   <w14:uncheckedState w14:val="2610" w14:font="MS Gothic"/>
                 </w14:checkbox>
               </w:sdtPr>
-              <w:sdtEndPr/>
               <w:sdtContent>
                 <w:r>
                   <w:rPr>
@@ -4233,7 +4202,6 @@
                   <w14:uncheckedState w14:val="2610" w14:font="MS Gothic"/>
                 </w14:checkbox>
               </w:sdtPr>
-              <w:sdtEndPr/>
               <w:sdtContent>
                 <w:r>
                   <w:rPr>
@@ -4402,7 +4370,6 @@
             <w14:uncheckedState w14:val="2610" w14:font="MS Gothic"/>
           </w14:checkbox>
         </w:sdtPr>
-        <w:sdtEndPr/>
         <w:sdtContent>
           <w:r>
             <w:rPr>
@@ -4444,7 +4411,6 @@
             <w14:uncheckedState w14:val="2610" w14:font="MS Gothic"/>
           </w14:checkbox>
         </w:sdtPr>
-        <w:sdtEndPr/>
         <w:sdtContent>
           <w:r>
             <w:rPr>
@@ -10295,10 +10261,6 @@
 </file>
 
 <file path=customXml/item1.xml><?xml version="1.0" encoding="utf-8"?>
-<b:Sources xmlns:b="http://schemas.openxmlformats.org/officeDocument/2006/bibliography" xmlns="http://schemas.openxmlformats.org/officeDocument/2006/bibliography" SelectedStyle="\APASixthEditionOfficeOnline.xsl" StyleName="APA" Version="6"/>
-</file>
-
-<file path=customXml/item2.xml><?xml version="1.0" encoding="utf-8"?>
 <ct:contentTypeSchema xmlns:ct="http://schemas.microsoft.com/office/2006/metadata/contentType" xmlns:ma="http://schemas.microsoft.com/office/2006/metadata/properties/metaAttributes" ct:_="" ma:_="" ma:contentTypeName="Document" ma:contentTypeID="0x0101009B47998D0C784F41A0C2C4C0BC11B78D" ma:contentTypeVersion="8" ma:contentTypeDescription="Create a new document." ma:contentTypeScope="" ma:versionID="ad69c74bd5fc9ad2d81f27b977fe7b19">
   <xsd:schema xmlns:xsd="http://www.w3.org/2001/XMLSchema" xmlns:xs="http://www.w3.org/2001/XMLSchema" xmlns:p="http://schemas.microsoft.com/office/2006/metadata/properties" xmlns:ns2="d326613d-845a-4606-970a-eae884d2bc77" xmlns:ns3="b697abaa-05c9-4e92-a73c-0cb957524ef7" targetNamespace="http://schemas.microsoft.com/office/2006/metadata/properties" ma:root="true" ma:fieldsID="4208c0b624b5f20ac0c8f9d435267a8f" ns2:_="" ns3:_="">
     <xsd:import namespace="d326613d-845a-4606-970a-eae884d2bc77"/>
@@ -10489,13 +10451,11 @@
 </ct:contentTypeSchema>
 </file>
 
-<file path=customXml/item3.xml><?xml version="1.0" encoding="utf-8"?>
-<p:properties xmlns:p="http://schemas.microsoft.com/office/2006/metadata/properties" xmlns:xsi="http://www.w3.org/2001/XMLSchema-instance" xmlns:pc="http://schemas.microsoft.com/office/infopath/2007/PartnerControls">
-  <documentManagement/>
-</p:properties>
+<file path=customXml/item2.xml><?xml version="1.0" encoding="utf-8"?>
+<b:Sources xmlns:b="http://schemas.openxmlformats.org/officeDocument/2006/bibliography" xmlns="http://schemas.openxmlformats.org/officeDocument/2006/bibliography" SelectedStyle="\APASixthEditionOfficeOnline.xsl" StyleName="APA" Version="6"/>
 </file>
 
-<file path=customXml/item4.xml><?xml version="1.0" encoding="utf-8"?>
+<file path=customXml/item3.xml><?xml version="1.0" encoding="utf-8"?>
 <?mso-contentType ?>
 <FormTemplates xmlns="http://schemas.microsoft.com/sharepoint/v3/contenttype/forms">
   <Display>DocumentLibraryForm</Display>
@@ -10504,15 +10464,13 @@
 </FormTemplates>
 </file>
 
-<file path=customXml/itemProps1.xml><?xml version="1.0" encoding="utf-8"?>
-<ds:datastoreItem xmlns:ds="http://schemas.openxmlformats.org/officeDocument/2006/customXml" ds:itemID="{33A794B9-2D63-40BA-A2DC-568FF11C97C5}">
-  <ds:schemaRefs>
-    <ds:schemaRef ds:uri="http://schemas.openxmlformats.org/officeDocument/2006/bibliography"/>
-  </ds:schemaRefs>
-</ds:datastoreItem>
+<file path=customXml/item4.xml><?xml version="1.0" encoding="utf-8"?>
+<p:properties xmlns:p="http://schemas.microsoft.com/office/2006/metadata/properties" xmlns:xsi="http://www.w3.org/2001/XMLSchema-instance" xmlns:pc="http://schemas.microsoft.com/office/infopath/2007/PartnerControls">
+  <documentManagement/>
+</p:properties>
 </file>
 
-<file path=customXml/itemProps2.xml><?xml version="1.0" encoding="utf-8"?>
+<file path=customXml/itemProps1.xml><?xml version="1.0" encoding="utf-8"?>
 <ds:datastoreItem xmlns:ds="http://schemas.openxmlformats.org/officeDocument/2006/customXml" ds:itemID="{88F41E83-AF3A-4884-891F-BFD4E2B538CF}">
   <ds:schemaRefs>
     <ds:schemaRef ds:uri="http://schemas.microsoft.com/office/2006/metadata/contentType"/>
@@ -10531,19 +10489,27 @@
 </ds:datastoreItem>
 </file>
 
+<file path=customXml/itemProps2.xml><?xml version="1.0" encoding="utf-8"?>
+<ds:datastoreItem xmlns:ds="http://schemas.openxmlformats.org/officeDocument/2006/customXml" ds:itemID="{33A794B9-2D63-40BA-A2DC-568FF11C97C5}">
+  <ds:schemaRefs>
+    <ds:schemaRef ds:uri="http://schemas.openxmlformats.org/officeDocument/2006/bibliography"/>
+  </ds:schemaRefs>
+</ds:datastoreItem>
+</file>
+
 <file path=customXml/itemProps3.xml><?xml version="1.0" encoding="utf-8"?>
+<ds:datastoreItem xmlns:ds="http://schemas.openxmlformats.org/officeDocument/2006/customXml" ds:itemID="{815207E6-9580-4FD2-95D5-EA22302E776C}">
+  <ds:schemaRefs>
+    <ds:schemaRef ds:uri="http://schemas.microsoft.com/sharepoint/v3/contenttype/forms"/>
+  </ds:schemaRefs>
+</ds:datastoreItem>
+</file>
+
+<file path=customXml/itemProps4.xml><?xml version="1.0" encoding="utf-8"?>
 <ds:datastoreItem xmlns:ds="http://schemas.openxmlformats.org/officeDocument/2006/customXml" ds:itemID="{B6D50015-24A5-4E89-AEDF-037DFEF4C50E}">
   <ds:schemaRefs>
     <ds:schemaRef ds:uri="http://schemas.microsoft.com/office/2006/metadata/properties"/>
     <ds:schemaRef ds:uri="http://schemas.microsoft.com/office/infopath/2007/PartnerControls"/>
   </ds:schemaRefs>
 </ds:datastoreItem>
-</file>
-
-<file path=customXml/itemProps4.xml><?xml version="1.0" encoding="utf-8"?>
-<ds:datastoreItem xmlns:ds="http://schemas.openxmlformats.org/officeDocument/2006/customXml" ds:itemID="{815207E6-9580-4FD2-95D5-EA22302E776C}">
-  <ds:schemaRefs>
-    <ds:schemaRef ds:uri="http://schemas.microsoft.com/sharepoint/v3/contenttype/forms"/>
-  </ds:schemaRefs>
-</ds:datastoreItem>
 </file>